--- a/515/3项目实习评分表.docx
+++ b/515/3项目实习评分表.docx
@@ -128,6 +128,19 @@
             </w:r>
             <w:r>
               <w:rPr>
+                <w:rFonts w:hint="eastAsia" w:eastAsia="楷体"/>
+                <w:b/>
+                <w:bCs/>
+                <w:color w:val="000000"/>
+                <w:kern w:val="0"/>
+                <w:sz w:val="44"/>
+                <w:szCs w:val="44"/>
+                <w:lang w:val="en-US" w:eastAsia="zh-CN"/>
+              </w:rPr>
+              <w:t xml:space="preserve"> </w:t>
+            </w:r>
+            <w:r>
+              <w:rPr>
                 <w:rFonts w:eastAsia="楷体"/>
                 <w:b/>
                 <w:bCs/>
@@ -460,7 +473,7 @@
                 <w:u w:val="single"/>
                 <w:lang w:val="en-US" w:eastAsia="zh-CN"/>
               </w:rPr>
-              <w:t>葛宏宇</w:t>
+              <w:t xml:space="preserve">    葛洪宇  </w:t>
             </w:r>
             <w:r>
               <w:rPr>
@@ -490,8 +503,10 @@
                 <w:sz w:val="24"/>
                 <w:u w:val="single"/>
               </w:rPr>
-              <w:t xml:space="preserve">         </w:t>
-            </w:r>
+              <w:t xml:space="preserve">        </w:t>
+            </w:r>
+            <w:bookmarkStart w:id="0" w:name="_GoBack"/>
+            <w:bookmarkEnd w:id="0"/>
             <w:r>
               <w:rPr>
                 <w:rFonts w:hint="eastAsia"/>
@@ -502,7 +517,7 @@
                 <w:u w:val="single"/>
                 <w:lang w:val="en-US" w:eastAsia="zh-CN"/>
               </w:rPr>
-              <w:t>研发负责人</w:t>
+              <w:t xml:space="preserve">前端负责人     </w:t>
             </w:r>
             <w:r>
               <w:rPr>
@@ -941,14 +956,6 @@
                 <w:lang w:val="en-US" w:eastAsia="zh-CN"/>
               </w:rPr>
             </w:pPr>
-            <w:r>
-              <w:rPr>
-                <w:rFonts w:hint="eastAsia"/>
-                <w:szCs w:val="21"/>
-                <w:lang w:val="en-US" w:eastAsia="zh-CN"/>
-              </w:rPr>
-              <w:t>30</w:t>
-            </w:r>
           </w:p>
         </w:tc>
       </w:tr>
@@ -1101,14 +1108,6 @@
                 <w:lang w:val="en-US" w:eastAsia="zh-CN"/>
               </w:rPr>
             </w:pPr>
-            <w:r>
-              <w:rPr>
-                <w:rFonts w:hint="eastAsia"/>
-                <w:szCs w:val="21"/>
-                <w:lang w:val="en-US" w:eastAsia="zh-CN"/>
-              </w:rPr>
-              <w:t>70</w:t>
-            </w:r>
           </w:p>
         </w:tc>
       </w:tr>
@@ -1214,15 +1213,6 @@
                 <w:lang w:val="en-US" w:eastAsia="zh-CN"/>
               </w:rPr>
             </w:pPr>
-            <w:r>
-              <w:rPr>
-                <w:rFonts w:hint="eastAsia"/>
-                <w:kern w:val="0"/>
-                <w:szCs w:val="21"/>
-                <w:lang w:val="en-US" w:eastAsia="zh-CN"/>
-              </w:rPr>
-              <w:t>100</w:t>
-            </w:r>
           </w:p>
         </w:tc>
       </w:tr>
@@ -1301,7 +1291,7 @@
           <w:u w:val="single"/>
           <w:lang w:val="en-US" w:eastAsia="zh-CN"/>
         </w:rPr>
-        <w:t>葛宏宇</w:t>
+        <w:t xml:space="preserve">      </w:t>
       </w:r>
       <w:r>
         <w:rPr>
@@ -1325,7 +1315,6 @@
           <w:u w:val="single"/>
         </w:rPr>
       </w:pPr>
-      <w:bookmarkStart w:id="0" w:name="_GoBack"/>
       <w:r>
         <w:rPr>
           <w:color w:val="000000"/>
@@ -1379,7 +1368,6 @@
           </wp:anchor>
         </w:drawing>
       </w:r>
-      <w:bookmarkEnd w:id="0"/>
       <w:r>
         <w:rPr>
           <w:color w:val="000000"/>
@@ -1604,7 +1592,7 @@
     <w:lsdException w:unhideWhenUsed="0" w:uiPriority="0" w:semiHidden="0" w:name="footnote text"/>
     <w:lsdException w:unhideWhenUsed="0" w:uiPriority="0" w:semiHidden="0" w:name="annotation text"/>
     <w:lsdException w:qFormat="1" w:unhideWhenUsed="0" w:uiPriority="0" w:semiHidden="0" w:name="header"/>
-    <w:lsdException w:unhideWhenUsed="0" w:uiPriority="99" w:semiHidden="0" w:name="footer"/>
+    <w:lsdException w:qFormat="1" w:unhideWhenUsed="0" w:uiPriority="99" w:semiHidden="0" w:name="footer"/>
     <w:lsdException w:unhideWhenUsed="0" w:uiPriority="0" w:semiHidden="0" w:name="index heading"/>
     <w:lsdException w:qFormat="1" w:uiPriority="0" w:name="caption"/>
     <w:lsdException w:unhideWhenUsed="0" w:uiPriority="0" w:semiHidden="0" w:name="table of figures"/>
@@ -1675,7 +1663,7 @@
     <w:lsdException w:unhideWhenUsed="0" w:uiPriority="0" w:semiHidden="0" w:name="HTML Sample"/>
     <w:lsdException w:unhideWhenUsed="0" w:uiPriority="0" w:semiHidden="0" w:name="HTML Typewriter"/>
     <w:lsdException w:unhideWhenUsed="0" w:uiPriority="0" w:semiHidden="0" w:name="HTML Variable"/>
-    <w:lsdException w:unhideWhenUsed="0" w:uiPriority="0" w:name="Normal Table"/>
+    <w:lsdException w:qFormat="1" w:unhideWhenUsed="0" w:uiPriority="0" w:name="Normal Table"/>
     <w:lsdException w:qFormat="1" w:unhideWhenUsed="0" w:uiPriority="0" w:semiHidden="0" w:name="annotation subject"/>
     <w:lsdException w:uiPriority="99" w:name="Table Simple 1"/>
     <w:lsdException w:uiPriority="99" w:name="Table Simple 2"/>
@@ -1845,6 +1833,7 @@
   <w:style w:type="table" w:default="1" w:styleId="8">
     <w:name w:val="Normal Table"/>
     <w:semiHidden/>
+    <w:qFormat/>
     <w:uiPriority w:val="0"/>
     <w:tblPr>
       <w:tblCellMar>
@@ -1889,6 +1878,7 @@
     <w:name w:val="footer"/>
     <w:basedOn w:val="1"/>
     <w:link w:val="14"/>
+    <w:qFormat/>
     <w:uiPriority w:val="99"/>
     <w:pPr>
       <w:tabs>
